--- a/treasury-platform/docs/30-readiness/word/DOC-F11-request-approval-limit-reservation-sequence.docx
+++ b/treasury-platform/docs/30-readiness/word/DOC-F11-request-approval-limit-reservation-sequence.docx
@@ -15674,14 +15674,47 @@
             </w:pPr>
             <w:r>
               <w:rPr>
-                <w:rFonts w:ascii="Arial" w:cs="Arial" w:eastAsia="Arial" w:hAnsi="Arial"/>
-                <w:b w:val="false"/>
-                <w:bCs w:val="false"/>
-                <w:sz w:val="18"/>
-                <w:szCs w:val="18"/>
-                <w:rtl/>
-              </w:rPr>
-              <w:t xml:space="preserve">صيغ §8، وإضافة ActionFilter إلى الفرادة (DR-43)</w:t>
+                <w:rFonts w:ascii="Segoe UI Emoji" w:cs="Segoe UI Emoji" w:eastAsia="Segoe UI Emoji" w:hAnsi="Segoe UI Emoji"/>
+                <w:sz w:val="18"/>
+                <w:szCs w:val="18"/>
+                <w:rtl/>
+              </w:rPr>
+              <w:t xml:space="preserve">✅</w:t>
+            </w:r>
+            <w:r>
+              <w:rPr>
+                <w:rFonts w:ascii="Arial" w:cs="Arial" w:eastAsia="Arial" w:hAnsi="Arial"/>
+                <w:b w:val="false"/>
+                <w:bCs w:val="false"/>
+                <w:sz w:val="18"/>
+                <w:szCs w:val="18"/>
+                <w:rtl/>
+              </w:rPr>
+              <w:t xml:space="preserve"> منفّذ (ADR 0011، DR-43): </w:t>
+            </w:r>
+            <w:r>
+              <w:rPr>
+                <w:rFonts w:ascii="Courier New" w:cs="Courier New" w:eastAsia="Courier New" w:hAnsi="Courier New"/>
+                <w:b w:val="false"/>
+                <w:bCs w:val="false"/>
+                <w:color w:val="1F2937"/>
+                <w:sz w:val="16"/>
+                <w:szCs w:val="16"/>
+                <w:shd w:fill="F1F3F5" w:color="auto" w:val="clear"/>
+                <w:rtl/>
+              </w:rPr>
+              <w:t xml:space="preserve">‎ActionFilter‎</w:t>
+            </w:r>
+            <w:r>
+              <w:rPr>
+                <w:rFonts w:ascii="Arial" w:cs="Arial" w:eastAsia="Arial" w:hAnsi="Arial"/>
+                <w:b w:val="false"/>
+                <w:bCs w:val="false"/>
+                <w:sz w:val="18"/>
+                <w:szCs w:val="18"/>
+                <w:rtl/>
+              </w:rPr>
+              <w:t xml:space="preserve"> في المفتاح الفريد مع قيد يلزمه لـ ON_ACTION، ومرة لكل مرحلة ونوع إجراء بقرار المالك. المقترح: صيغ §8، وإضافة ActionFilter إلى الفرادة (DR-43)</w:t>
             </w:r>
           </w:p>
         </w:tc>
@@ -16424,14 +16457,23 @@
             </w:pPr>
             <w:r>
               <w:rPr>
-                <w:rFonts w:ascii="Arial" w:cs="Arial" w:eastAsia="Arial" w:hAnsi="Arial"/>
-                <w:b w:val="false"/>
-                <w:bCs w:val="false"/>
-                <w:sz w:val="18"/>
-                <w:szCs w:val="18"/>
-                <w:rtl/>
-              </w:rPr>
-              <w:t xml:space="preserve">تبقى النسخة وتُكتب في المعاملة نفسها، مع مطابقة ليلية مع fac.LimitReservation</w:t>
+                <w:rFonts w:ascii="Segoe UI Emoji" w:cs="Segoe UI Emoji" w:eastAsia="Segoe UI Emoji" w:hAnsi="Segoe UI Emoji"/>
+                <w:sz w:val="18"/>
+                <w:szCs w:val="18"/>
+                <w:rtl/>
+              </w:rPr>
+              <w:t xml:space="preserve">✅</w:t>
+            </w:r>
+            <w:r>
+              <w:rPr>
+                <w:rFonts w:ascii="Arial" w:cs="Arial" w:eastAsia="Arial" w:hAnsi="Arial"/>
+                <w:b w:val="false"/>
+                <w:bCs w:val="false"/>
+                <w:sz w:val="18"/>
+                <w:szCs w:val="18"/>
+                <w:rtl/>
+              </w:rPr>
+              <w:t xml:space="preserve"> معتمد (O-15، ADR 0011)، شرط دخول S3 مع ربط النسخ بمراجع مركّبة. المقترح: تبقى النسخة وتُكتب في المعاملة نفسها، مع مطابقة ليلية مع fac.LimitReservation</w:t>
             </w:r>
           </w:p>
         </w:tc>

--- a/treasury-platform/docs/30-readiness/word/DOC-F11-request-approval-limit-reservation-sequence.docx
+++ b/treasury-platform/docs/30-readiness/word/DOC-F11-request-approval-limit-reservation-sequence.docx
@@ -16473,7 +16473,55 @@
                 <w:szCs w:val="18"/>
                 <w:rtl/>
               </w:rPr>
-              <w:t xml:space="preserve"> معتمد (O-15، ADR 0011)، شرط دخول S3 مع ربط النسخ بمراجع مركّبة. المقترح: تبقى النسخة وتُكتب في المعاملة نفسها، مع مطابقة ليلية مع fac.LimitReservation</w:t>
+              <w:t xml:space="preserve"> منفّذ (ADR 0011، 2026-10-13): تبقى النسخ ومرجعاها مركّبان بالطلب نفسه، وتكتبها القاعدة وحدها بقوادح من مثيل المرحلة والحجز، و</w:t>
+            </w:r>
+            <w:r>
+              <w:rPr>
+                <w:rFonts w:ascii="Courier New" w:cs="Courier New" w:eastAsia="Courier New" w:hAnsi="Courier New"/>
+                <w:b w:val="false"/>
+                <w:bCs w:val="false"/>
+                <w:color w:val="1F2937"/>
+                <w:sz w:val="16"/>
+                <w:szCs w:val="16"/>
+                <w:shd w:fill="F1F3F5" w:color="auto" w:val="clear"/>
+                <w:rtl/>
+              </w:rPr>
+              <w:t xml:space="preserve">‎tp_app‎</w:t>
+            </w:r>
+            <w:r>
+              <w:rPr>
+                <w:rFonts w:ascii="Arial" w:cs="Arial" w:eastAsia="Arial" w:hAnsi="Arial"/>
+                <w:b w:val="false"/>
+                <w:bCs w:val="false"/>
+                <w:sz w:val="18"/>
+                <w:szCs w:val="18"/>
+                <w:rtl/>
+              </w:rPr>
+              <w:t xml:space="preserve"> ممنوع منها؛ والفك المنتهي أو اليدوي LOST؛ والعرض </w:t>
+            </w:r>
+            <w:r>
+              <w:rPr>
+                <w:rFonts w:ascii="Courier New" w:cs="Courier New" w:eastAsia="Courier New" w:hAnsi="Courier New"/>
+                <w:b w:val="false"/>
+                <w:bCs w:val="false"/>
+                <w:color w:val="1F2937"/>
+                <w:sz w:val="16"/>
+                <w:szCs w:val="16"/>
+                <w:shd w:fill="F1F3F5" w:color="auto" w:val="clear"/>
+                <w:rtl/>
+              </w:rPr>
+              <w:t xml:space="preserve">‎wfl.RequestCopyDrift‎</w:t>
+            </w:r>
+            <w:r>
+              <w:rPr>
+                <w:rFonts w:ascii="Arial" w:cs="Arial" w:eastAsia="Arial" w:hAnsi="Arial"/>
+                <w:b w:val="false"/>
+                <w:bCs w:val="false"/>
+                <w:sz w:val="18"/>
+                <w:szCs w:val="18"/>
+                <w:rtl/>
+              </w:rPr>
+              <w:t xml:space="preserve"> لمهمة JOB-PLT-RECONCILE (RF32). الأصل: شرط دخول S3 مع ربط النسخ بمراجع مركّبة. المقترح: تبقى النسخة وتُكتب في المعاملة نفسها، مع مطابقة ليلية مع fac.LimitReservation</w:t>
             </w:r>
           </w:p>
         </w:tc>

--- a/treasury-platform/docs/30-readiness/word/DOC-F11-request-approval-limit-reservation-sequence.docx
+++ b/treasury-platform/docs/30-readiness/word/DOC-F11-request-approval-limit-reservation-sequence.docx
@@ -16521,7 +16521,7 @@
                 <w:szCs w:val="18"/>
                 <w:rtl/>
               </w:rPr>
-              <w:t xml:space="preserve"> لمهمة JOB-PLT-RECONCILE (RF32). الأصل: شرط دخول S3 مع ربط النسخ بمراجع مركّبة. المقترح: تبقى النسخة وتُكتب في المعاملة نفسها، مع مطابقة ليلية مع fac.LimitReservation</w:t>
+              <w:t xml:space="preserve"> لمهمة JOB-PLT-RECONCILE (RF32). واعتمد المالك المهمة وتعيين LOST وشرط ACTIVE (2026-10-14). الأصل: شرط دخول S3 مع ربط النسخ بمراجع مركّبة. المقترح: تبقى النسخة وتُكتب في المعاملة نفسها، مع مطابقة ليلية مع fac.LimitReservation</w:t>
             </w:r>
           </w:p>
         </w:tc>

--- a/treasury-platform/docs/30-readiness/word/DOC-F11-request-approval-limit-reservation-sequence.docx
+++ b/treasury-platform/docs/30-readiness/word/DOC-F11-request-approval-limit-reservation-sequence.docx
@@ -2942,24 +2942,23 @@
             </w:pPr>
             <w:r>
               <w:rPr>
-                <w:rFonts w:ascii="Arial" w:cs="Arial" w:eastAsia="Arial" w:hAnsi="Arial"/>
-                <w:color w:val="E0A800"/>
-                <w:sz w:val="18"/>
-                <w:szCs w:val="18"/>
-                <w:rtl/>
-              </w:rPr>
-              <w:t xml:space="preserve">●</w:t>
-            </w:r>
-            <w:r>
-              <w:rPr>
-                <w:rFonts w:ascii="Arial" w:cs="Arial" w:eastAsia="Arial" w:hAnsi="Arial"/>
-                <w:b w:val="false"/>
-                <w:bCs w:val="false"/>
-                <w:sz w:val="18"/>
-                <w:szCs w:val="18"/>
-                <w:rtl/>
-              </w:rPr>
-              <w:t xml:space="preserve"> غير مكتوب</w:t>
+                <w:rFonts w:ascii="Segoe UI Emoji" w:cs="Segoe UI Emoji" w:eastAsia="Segoe UI Emoji" w:hAnsi="Segoe UI Emoji"/>
+                <w:sz w:val="18"/>
+                <w:szCs w:val="18"/>
+                <w:rtl/>
+              </w:rPr>
+              <w:t xml:space="preserve">✅</w:t>
+            </w:r>
+            <w:r>
+              <w:rPr>
+                <w:rFonts w:ascii="Arial" w:cs="Arial" w:eastAsia="Arial" w:hAnsi="Arial"/>
+                <w:b w:val="false"/>
+                <w:bCs w:val="false"/>
+                <w:sz w:val="18"/>
+                <w:szCs w:val="18"/>
+                <w:rtl/>
+              </w:rPr>
+              <w:t xml:space="preserve"> مكتوب في S2: LimitTests (AC-FAC-12، 40 ناجحًا و60 مرفوضًا)</w:t>
             </w:r>
           </w:p>
         </w:tc>
@@ -2995,7 +2994,7 @@
                 <w:szCs w:val="18"/>
                 <w:rtl/>
               </w:rPr>
-              <w:t xml:space="preserve">docs/20-database-design.md:241، :493؛ NFR-PERF-03</w:t>
+              <w:t xml:space="preserve">docs/20-database-design.md:271، :493؛ NFR-PERF-03</w:t>
             </w:r>
           </w:p>
         </w:tc>
@@ -13570,7 +13569,7 @@
           <w:szCs w:val="21"/>
           <w:rtl/>
         </w:rPr>
-        <w:t xml:space="preserve">NFR-PERF-03: «100 طلب حجز متزامن على الحد نفسه: لا تجاوز للمتاح، ولكل طلب نتيجة محددة»، قبل خروج S2 على SQL Server 2025 (docs/30-readiness/DOC-B03-nfr-specification.md:30؛ docs/20-database-design.md:241؛ DOC-B01 §5.3).</w:t>
+        <w:t xml:space="preserve">NFR-PERF-03: «100 طلب حجز متزامن على الحد نفسه: لا تجاوز للمتاح، ولكل طلب نتيجة محددة»، قبل خروج S2 على SQL Server 2025 (docs/30-readiness/DOC-B03-nfr-specification.md:30؛ docs/20-database-design.md:271؛ DOC-B01 §5.3).</w:t>
       </w:r>
     </w:p>
     <w:p>
@@ -18085,7 +18084,7 @@
                 <w:szCs w:val="18"/>
                 <w:rtl/>
               </w:rPr>
-              <w:t xml:space="preserve">docs/30-readiness/DOC-B03-nfr-specification.md:30؛ docs/20-database-design.md:241</w:t>
+              <w:t xml:space="preserve">docs/30-readiness/DOC-B03-nfr-specification.md:30؛ docs/20-database-design.md:271</w:t>
             </w:r>
           </w:p>
         </w:tc>
